--- a/CPH Allocation Day 2/Assets/Perm Cph.docx
+++ b/CPH Allocation Day 2/Assets/Perm Cph.docx
@@ -153,6 +153,18 @@
         </w:rPr>
         <w:t>Customer Reference Number (CRN): enter CRN</w:t>
       </w:r>
+      <w:ins w:id="0" w:author="Microsoft Word" w:date="2026-03-18T11:06:00Z" w16du:dateUtc="2026-03-18T11:06:00Z">
+        <w:r>
+          <w:rPr>
+            <w:rFonts w:ascii="Arial" w:eastAsia="Times New Roman" w:hAnsi="Arial" w:cs="Arial"/>
+            <w:kern w:val="0"/>
+            <w:shd w:val="clear" w:color="auto" w:fill="FFFFFF"/>
+            <w:lang w:eastAsia="en-GB"/>
+            <w14:ligatures w14:val="none"/>
+          </w:rPr>
+          <w:t>1234567898</w:t>
+        </w:r>
+      </w:ins>
       <w:r>
         <w:rPr>
           <w:rFonts w:ascii="Arial" w:eastAsia="Times New Roman" w:hAnsi="Arial" w:cs="Arial"/>
@@ -198,39 +210,46 @@
           <w:lang w:eastAsia="en-GB"/>
           <w14:ligatures w14:val="none"/>
         </w:rPr>
-        <w:t xml:space="preserve">Our ref: CPH </w:t>
-      </w:r>
-      <w:proofErr w:type="spellStart"/>
-      <w:r>
-        <w:rPr>
-          <w:rFonts w:ascii="Arial" w:eastAsia="Times New Roman" w:hAnsi="Arial" w:cs="Arial"/>
-          <w:kern w:val="0"/>
-          <w:shd w:val="clear" w:color="auto" w:fill="FFFFFF"/>
-          <w:lang w:eastAsia="en-GB"/>
-          <w14:ligatures w14:val="none"/>
-        </w:rPr>
-        <w:t>notif</w:t>
-      </w:r>
-      <w:proofErr w:type="spellEnd"/>
-      <w:r>
-        <w:rPr>
-          <w:rFonts w:ascii="Arial" w:eastAsia="Times New Roman" w:hAnsi="Arial" w:cs="Arial"/>
-          <w:kern w:val="0"/>
-          <w:shd w:val="clear" w:color="auto" w:fill="FFFFFF"/>
-          <w:lang w:eastAsia="en-GB"/>
-          <w14:ligatures w14:val="none"/>
-        </w:rPr>
-        <w:t xml:space="preserve"> CPH (5.0) + </w:t>
-      </w:r>
-      <w:r>
-        <w:rPr>
-          <w:rFonts w:ascii="Arial" w:eastAsia="Times New Roman" w:hAnsi="Arial" w:cs="Arial"/>
-          <w:kern w:val="0"/>
-          <w:lang w:eastAsia="en-GB"/>
-          <w14:ligatures w14:val="none"/>
-        </w:rPr>
-        <w:t>enter CRM ref</w:t>
-      </w:r>
+        <w:t>Our ref: CPH notif CPH (5.0) + </w:t>
+      </w:r>
+      <w:r>
+        <w:rPr>
+          <w:rFonts w:ascii="Arial" w:eastAsia="Times New Roman" w:hAnsi="Arial" w:cs="Arial"/>
+          <w:kern w:val="0"/>
+          <w:lang w:eastAsia="en-GB"/>
+          <w14:ligatures w14:val="none"/>
+        </w:rPr>
+        <w:t xml:space="preserve">enter </w:t>
+      </w:r>
+      <w:r>
+        <w:rPr>
+          <w:rFonts w:ascii="Arial" w:eastAsia="Times New Roman" w:hAnsi="Arial" w:cs="Arial"/>
+          <w:kern w:val="0"/>
+          <w:lang w:eastAsia="en-GB"/>
+          <w14:ligatures w14:val="none"/>
+        </w:rPr>
+        <w:t>CRM</w:t>
+      </w:r>
+      <w:r>
+        <w:rPr>
+          <w:rFonts w:ascii="Arial" w:eastAsia="Times New Roman" w:hAnsi="Arial" w:cs="Arial"/>
+          <w:kern w:val="0"/>
+          <w:lang w:eastAsia="en-GB"/>
+          <w14:ligatures w14:val="none"/>
+        </w:rPr>
+        <w:t xml:space="preserve"> ref</w:t>
+      </w:r>
+      <w:ins w:id="1" w:author="Microsoft Word" w:date="2026-03-18T11:06:00Z" w16du:dateUtc="2026-03-18T11:06:00Z">
+        <w:r>
+          <w:rPr>
+            <w:rFonts w:ascii="Arial" w:eastAsia="Times New Roman" w:hAnsi="Arial" w:cs="Arial"/>
+            <w:kern w:val="0"/>
+            <w:lang w:eastAsia="en-GB"/>
+            <w14:ligatures w14:val="none"/>
+          </w:rPr>
+          <w:t>-4522114-W0P3X2</w:t>
+        </w:r>
+      </w:ins>
       <w:r>
         <w:rPr>
           <w:rFonts w:ascii="Arial" w:eastAsia="Times New Roman" w:hAnsi="Arial" w:cs="Arial"/>
@@ -380,8 +399,8 @@
         <w:tblLook w:val="04A0" w:firstRow="1" w:lastRow="0" w:firstColumn="1" w:lastColumn="0" w:noHBand="0" w:noVBand="1"/>
       </w:tblPr>
       <w:tblGrid>
-        <w:gridCol w:w="2038"/>
-        <w:gridCol w:w="2817"/>
+        <w:gridCol w:w="2846"/>
+        <w:gridCol w:w="2009"/>
         <w:gridCol w:w="4155"/>
       </w:tblGrid>
       <w:tr>
@@ -547,6 +566,17 @@
               </w:rPr>
               <w:t>enter CPH number</w:t>
             </w:r>
+            <w:ins w:id="2" w:author="Microsoft Word" w:date="2026-03-18T11:06:00Z" w16du:dateUtc="2026-03-18T11:06:00Z">
+              <w:r>
+                <w:rPr>
+                  <w:rFonts w:ascii="Arial" w:eastAsia="Times New Roman" w:hAnsi="Arial" w:cs="Arial"/>
+                  <w:kern w:val="0"/>
+                  <w:lang w:eastAsia="en-GB"/>
+                  <w14:ligatures w14:val="none"/>
+                </w:rPr>
+                <w:t>36/017/0420</w:t>
+              </w:r>
+            </w:ins>
           </w:p>
         </w:tc>
         <w:tc>
@@ -780,6 +810,18 @@
         </w:rPr>
         <w:t>Your Customer Reference Number (CRN) is: enter CRN</w:t>
       </w:r>
+      <w:ins w:id="3" w:author="Microsoft Word" w:date="2026-03-18T11:06:00Z" w16du:dateUtc="2026-03-18T11:06:00Z">
+        <w:r>
+          <w:rPr>
+            <w:rFonts w:ascii="Arial" w:eastAsia="Times New Roman" w:hAnsi="Arial" w:cs="Arial"/>
+            <w:kern w:val="0"/>
+            <w:shd w:val="clear" w:color="auto" w:fill="FFFFFF"/>
+            <w:lang w:eastAsia="en-GB"/>
+            <w14:ligatures w14:val="none"/>
+          </w:rPr>
+          <w:t>1234567898</w:t>
+        </w:r>
+      </w:ins>
       <w:r>
         <w:rPr>
           <w:rFonts w:ascii="Arial" w:eastAsia="Times New Roman" w:hAnsi="Arial" w:cs="Arial"/>
@@ -2364,21 +2406,48 @@
           <w:lang w:eastAsia="en-GB"/>
           <w14:ligatures w14:val="none"/>
         </w:rPr>
-        <w:t xml:space="preserve">This email has been sent to you because the email address has been provided to us. If you no longer wish to be contacted electronically, please let us know. If you have done this </w:t>
-      </w:r>
-      <w:proofErr w:type="gramStart"/>
-      <w:r>
-        <w:rPr>
-          <w:rFonts w:ascii="Arial" w:eastAsia="Times New Roman" w:hAnsi="Arial" w:cs="Arial"/>
+        <w:t>This email has been sent to you because the email address has been provided to us. If you no longer wish to be contacted electronically, please let us know. If you have done this recently please allow for this to take effect.</w:t>
+      </w:r>
+      <w:r>
+        <w:rPr>
+          <w:rFonts w:ascii="Arial" w:eastAsia="Times New Roman" w:hAnsi="Arial" w:cs="Arial"/>
+          <w:kern w:val="0"/>
+          <w:lang w:eastAsia="en-GB"/>
+          <w14:ligatures w14:val="none"/>
+        </w:rPr>
+        <w:br/>
+      </w:r>
+      <w:r>
+        <w:rPr>
+          <w:rFonts w:ascii="Arial" w:eastAsia="Times New Roman" w:hAnsi="Arial" w:cs="Arial"/>
+          <w:kern w:val="0"/>
+          <w:lang w:eastAsia="en-GB"/>
+          <w14:ligatures w14:val="none"/>
+        </w:rPr>
+        <w:br/>
+      </w:r>
+      <w:r>
+        <w:rPr>
+          <w:rFonts w:ascii="Arial" w:eastAsia="Times New Roman" w:hAnsi="Arial" w:cs="Arial"/>
+          <w:b/>
+          <w:bCs/>
           <w:kern w:val="0"/>
           <w:sz w:val="18"/>
           <w:szCs w:val="18"/>
           <w:lang w:eastAsia="en-GB"/>
           <w14:ligatures w14:val="none"/>
         </w:rPr>
-        <w:t>recently</w:t>
-      </w:r>
-      <w:proofErr w:type="gramEnd"/>
+        <w:t>Security</w:t>
+      </w:r>
+      <w:r>
+        <w:rPr>
+          <w:rFonts w:ascii="Arial" w:eastAsia="Times New Roman" w:hAnsi="Arial" w:cs="Arial"/>
+          <w:kern w:val="0"/>
+          <w:lang w:eastAsia="en-GB"/>
+          <w14:ligatures w14:val="none"/>
+        </w:rPr>
+        <w:br/>
+      </w:r>
       <w:r>
         <w:rPr>
           <w:rFonts w:ascii="Arial" w:eastAsia="Times New Roman" w:hAnsi="Arial" w:cs="Arial"/>
@@ -2388,27 +2457,26 @@
           <w:lang w:eastAsia="en-GB"/>
           <w14:ligatures w14:val="none"/>
         </w:rPr>
-        <w:t xml:space="preserve"> please allow for this to take effect.</w:t>
-      </w:r>
-      <w:r>
-        <w:rPr>
-          <w:rFonts w:ascii="Arial" w:eastAsia="Times New Roman" w:hAnsi="Arial" w:cs="Arial"/>
-          <w:kern w:val="0"/>
-          <w:lang w:eastAsia="en-GB"/>
-          <w14:ligatures w14:val="none"/>
-        </w:rPr>
-        <w:br/>
-      </w:r>
-      <w:r>
-        <w:rPr>
-          <w:rFonts w:ascii="Arial" w:eastAsia="Times New Roman" w:hAnsi="Arial" w:cs="Arial"/>
-          <w:kern w:val="0"/>
-          <w:lang w:eastAsia="en-GB"/>
-          <w14:ligatures w14:val="none"/>
-        </w:rPr>
-        <w:br/>
-      </w:r>
-      <w:proofErr w:type="gramStart"/>
+        <w:t>Please be on your guard against emails that request any of your security details. We will never ask you by email to enter (or record) these details. If you receive an email like this, you should not respond.</w:t>
+      </w:r>
+      <w:r>
+        <w:rPr>
+          <w:rFonts w:ascii="Arial" w:eastAsia="Times New Roman" w:hAnsi="Arial" w:cs="Arial"/>
+          <w:kern w:val="0"/>
+          <w:lang w:eastAsia="en-GB"/>
+          <w14:ligatures w14:val="none"/>
+        </w:rPr>
+        <w:br/>
+      </w:r>
+      <w:r>
+        <w:rPr>
+          <w:rFonts w:ascii="Arial" w:eastAsia="Times New Roman" w:hAnsi="Arial" w:cs="Arial"/>
+          <w:kern w:val="0"/>
+          <w:lang w:eastAsia="en-GB"/>
+          <w14:ligatures w14:val="none"/>
+        </w:rPr>
+        <w:br/>
+      </w:r>
       <w:r>
         <w:rPr>
           <w:rFonts w:ascii="Arial" w:eastAsia="Times New Roman" w:hAnsi="Arial" w:cs="Arial"/>
@@ -2420,9 +2488,8 @@
           <w:lang w:eastAsia="en-GB"/>
           <w14:ligatures w14:val="none"/>
         </w:rPr>
-        <w:t>Security</w:t>
-      </w:r>
-      <w:proofErr w:type="gramEnd"/>
+        <w:t>Legal</w:t>
+      </w:r>
       <w:r>
         <w:rPr>
           <w:rFonts w:ascii="Arial" w:eastAsia="Times New Roman" w:hAnsi="Arial" w:cs="Arial"/>
@@ -2441,38 +2508,45 @@
           <w:lang w:eastAsia="en-GB"/>
           <w14:ligatures w14:val="none"/>
         </w:rPr>
-        <w:t>Please be on your guard against emails that request any of your security details. We will never ask you by email to enter (or record) these details. If you receive an email like this, you should not respond.</w:t>
-      </w:r>
-      <w:r>
-        <w:rPr>
-          <w:rFonts w:ascii="Arial" w:eastAsia="Times New Roman" w:hAnsi="Arial" w:cs="Arial"/>
-          <w:kern w:val="0"/>
-          <w:lang w:eastAsia="en-GB"/>
-          <w14:ligatures w14:val="none"/>
-        </w:rPr>
-        <w:br/>
-      </w:r>
-      <w:r>
-        <w:rPr>
-          <w:rFonts w:ascii="Arial" w:eastAsia="Times New Roman" w:hAnsi="Arial" w:cs="Arial"/>
-          <w:kern w:val="0"/>
-          <w:lang w:eastAsia="en-GB"/>
-          <w14:ligatures w14:val="none"/>
-        </w:rPr>
-        <w:br/>
-      </w:r>
-      <w:r>
-        <w:rPr>
-          <w:rFonts w:ascii="Arial" w:eastAsia="Times New Roman" w:hAnsi="Arial" w:cs="Arial"/>
-          <w:b/>
-          <w:bCs/>
+        <w:t>This email message is confidential and for use by the addressee only. If the message is received by anyone other than the addressee, please delete it from your computer.</w:t>
+      </w:r>
+      <w:r>
+        <w:rPr>
+          <w:rFonts w:ascii="Arial" w:eastAsia="Times New Roman" w:hAnsi="Arial" w:cs="Arial"/>
+          <w:kern w:val="0"/>
+          <w:lang w:eastAsia="en-GB"/>
+          <w14:ligatures w14:val="none"/>
+        </w:rPr>
+        <w:br/>
+      </w:r>
+      <w:r>
+        <w:rPr>
+          <w:rFonts w:ascii="Arial" w:eastAsia="Times New Roman" w:hAnsi="Arial" w:cs="Arial"/>
+          <w:kern w:val="0"/>
+          <w:lang w:eastAsia="en-GB"/>
+          <w14:ligatures w14:val="none"/>
+        </w:rPr>
+        <w:br/>
+      </w:r>
+      <w:r>
+        <w:rPr>
+          <w:rFonts w:ascii="Arial" w:eastAsia="Times New Roman" w:hAnsi="Arial" w:cs="Arial"/>
           <w:kern w:val="0"/>
           <w:sz w:val="18"/>
           <w:szCs w:val="18"/>
           <w:lang w:eastAsia="en-GB"/>
           <w14:ligatures w14:val="none"/>
         </w:rPr>
-        <w:t>Legal</w:t>
+        <w:t>The Rural Payments Agency does not accept responsibility for changes made to this message after it was sent.</w:t>
+      </w:r>
+      <w:r>
+        <w:rPr>
+          <w:rFonts w:ascii="Arial" w:eastAsia="Times New Roman" w:hAnsi="Arial" w:cs="Arial"/>
+          <w:kern w:val="0"/>
+          <w:lang w:eastAsia="en-GB"/>
+          <w14:ligatures w14:val="none"/>
+        </w:rPr>
+        <w:br/>
       </w:r>
       <w:r>
         <w:rPr>
@@ -2492,89 +2566,7 @@
           <w:lang w:eastAsia="en-GB"/>
           <w14:ligatures w14:val="none"/>
         </w:rPr>
-        <w:t>This email message is confidential and for use by the addressee only. If the message is received by anyone other than the addressee, please delete it from your computer.</w:t>
-      </w:r>
-      <w:r>
-        <w:rPr>
-          <w:rFonts w:ascii="Arial" w:eastAsia="Times New Roman" w:hAnsi="Arial" w:cs="Arial"/>
-          <w:kern w:val="0"/>
-          <w:lang w:eastAsia="en-GB"/>
-          <w14:ligatures w14:val="none"/>
-        </w:rPr>
-        <w:br/>
-      </w:r>
-      <w:r>
-        <w:rPr>
-          <w:rFonts w:ascii="Arial" w:eastAsia="Times New Roman" w:hAnsi="Arial" w:cs="Arial"/>
-          <w:kern w:val="0"/>
-          <w:lang w:eastAsia="en-GB"/>
-          <w14:ligatures w14:val="none"/>
-        </w:rPr>
-        <w:br/>
-      </w:r>
-      <w:r>
-        <w:rPr>
-          <w:rFonts w:ascii="Arial" w:eastAsia="Times New Roman" w:hAnsi="Arial" w:cs="Arial"/>
-          <w:kern w:val="0"/>
-          <w:sz w:val="18"/>
-          <w:szCs w:val="18"/>
-          <w:lang w:eastAsia="en-GB"/>
-          <w14:ligatures w14:val="none"/>
-        </w:rPr>
-        <w:t>The Rural Payments Agency does not accept responsibility for changes made to this message after it was sent.</w:t>
-      </w:r>
-      <w:r>
-        <w:rPr>
-          <w:rFonts w:ascii="Arial" w:eastAsia="Times New Roman" w:hAnsi="Arial" w:cs="Arial"/>
-          <w:kern w:val="0"/>
-          <w:lang w:eastAsia="en-GB"/>
-          <w14:ligatures w14:val="none"/>
-        </w:rPr>
-        <w:br/>
-      </w:r>
-      <w:r>
-        <w:rPr>
-          <w:rFonts w:ascii="Arial" w:eastAsia="Times New Roman" w:hAnsi="Arial" w:cs="Arial"/>
-          <w:kern w:val="0"/>
-          <w:lang w:eastAsia="en-GB"/>
-          <w14:ligatures w14:val="none"/>
-        </w:rPr>
-        <w:br/>
-      </w:r>
-      <w:r>
-        <w:rPr>
-          <w:rFonts w:ascii="Arial" w:eastAsia="Times New Roman" w:hAnsi="Arial" w:cs="Arial"/>
-          <w:kern w:val="0"/>
-          <w:sz w:val="18"/>
-          <w:szCs w:val="18"/>
-          <w:lang w:eastAsia="en-GB"/>
-          <w14:ligatures w14:val="none"/>
-        </w:rPr>
-        <w:t xml:space="preserve">While all reasonable care has been taken to avoid the transmission of viruses, it is your responsibility to ensure that onward transmission, opening or use of this message and any attachments will not adversely affect your systems or data. No responsibility is accepted by the Rural Payments Agency in this </w:t>
-      </w:r>
-      <w:proofErr w:type="gramStart"/>
-      <w:r>
-        <w:rPr>
-          <w:rFonts w:ascii="Arial" w:eastAsia="Times New Roman" w:hAnsi="Arial" w:cs="Arial"/>
-          <w:kern w:val="0"/>
-          <w:sz w:val="18"/>
-          <w:szCs w:val="18"/>
-          <w:lang w:eastAsia="en-GB"/>
-          <w14:ligatures w14:val="none"/>
-        </w:rPr>
-        <w:t>regard</w:t>
-      </w:r>
-      <w:proofErr w:type="gramEnd"/>
-      <w:r>
-        <w:rPr>
-          <w:rFonts w:ascii="Arial" w:eastAsia="Times New Roman" w:hAnsi="Arial" w:cs="Arial"/>
-          <w:kern w:val="0"/>
-          <w:sz w:val="18"/>
-          <w:szCs w:val="18"/>
-          <w:lang w:eastAsia="en-GB"/>
-          <w14:ligatures w14:val="none"/>
-        </w:rPr>
-        <w:t xml:space="preserve"> and you should carry out appropriate virus and other checks.</w:t>
+        <w:t>While all reasonable care has been taken to avoid the transmission of viruses, it is your responsibility to ensure that onward transmission, opening or use of this message and any attachments will not adversely affect your systems or data. No responsibility is accepted by the Rural Payments Agency in this regard and you should carry out appropriate virus and other checks.</w:t>
       </w:r>
     </w:p>
     <w:p/>

--- a/CPH Allocation Day 2/Assets/Perm Cph.docx
+++ b/CPH Allocation Day 2/Assets/Perm Cph.docx
@@ -191,7 +191,7 @@
           <w:lang w:eastAsia="en-GB"/>
           <w14:ligatures w14:val="none"/>
         </w:rPr>
-        <w:t>Unknown</w:t>
+        <w:t>enter business name</w:t>
       </w:r>
       <w:r>
         <w:rPr>
@@ -210,7 +210,29 @@
           <w:lang w:eastAsia="en-GB"/>
           <w14:ligatures w14:val="none"/>
         </w:rPr>
-        <w:t>Our ref: CPH notif CPH (5.0) + </w:t>
+        <w:t xml:space="preserve">Our ref: CPH </w:t>
+      </w:r>
+      <w:proofErr w:type="spellStart"/>
+      <w:r>
+        <w:rPr>
+          <w:rFonts w:ascii="Arial" w:eastAsia="Times New Roman" w:hAnsi="Arial" w:cs="Arial"/>
+          <w:kern w:val="0"/>
+          <w:shd w:val="clear" w:color="auto" w:fill="FFFFFF"/>
+          <w:lang w:eastAsia="en-GB"/>
+          <w14:ligatures w14:val="none"/>
+        </w:rPr>
+        <w:t>notif</w:t>
+      </w:r>
+      <w:proofErr w:type="spellEnd"/>
+      <w:r>
+        <w:rPr>
+          <w:rFonts w:ascii="Arial" w:eastAsia="Times New Roman" w:hAnsi="Arial" w:cs="Arial"/>
+          <w:kern w:val="0"/>
+          <w:shd w:val="clear" w:color="auto" w:fill="FFFFFF"/>
+          <w:lang w:eastAsia="en-GB"/>
+          <w14:ligatures w14:val="none"/>
+        </w:rPr>
+        <w:t xml:space="preserve"> CPH (5.0) + </w:t>
       </w:r>
       <w:r>
         <w:rPr>
@@ -341,23 +363,12 @@
       <w:r>
         <w:rPr>
           <w:rFonts w:ascii="Arial" w:eastAsia="Times New Roman" w:hAnsi="Arial" w:cs="Arial"/>
-          <w:color w:val="0000FF"/>
           <w:kern w:val="0"/>
           <w:shd w:val="clear" w:color="auto" w:fill="FFFFFF"/>
           <w:lang w:eastAsia="en-GB"/>
           <w14:ligatures w14:val="none"/>
         </w:rPr>
-        <w:t>a CPH number</w:t>
-      </w:r>
-      <w:r>
-        <w:rPr>
-          <w:rFonts w:ascii="Arial" w:eastAsia="Times New Roman" w:hAnsi="Arial" w:cs="Arial"/>
-          <w:kern w:val="0"/>
-          <w:shd w:val="clear" w:color="auto" w:fill="FFFFFF"/>
-          <w:lang w:eastAsia="en-GB"/>
-          <w14:ligatures w14:val="none"/>
-        </w:rPr>
-        <w:t xml:space="preserve"> </w:t>
+        <w:t xml:space="preserve">a CPH number </w:t>
       </w:r>
       <w:r>
         <w:rPr>
@@ -1087,25 +1098,36 @@
           <w:lang w:eastAsia="en-GB"/>
           <w14:ligatures w14:val="none"/>
         </w:rPr>
-        <w:t>You need to use the flock or herd mark to identify animals born on your holding. You can also use it for sheep or goats born elsewhere which have lost their original tags.</w:t>
-      </w:r>
-      <w:r>
-        <w:rPr>
-          <w:rFonts w:ascii="Arial" w:eastAsia="Times New Roman" w:hAnsi="Arial" w:cs="Arial"/>
-          <w:kern w:val="0"/>
-          <w:lang w:eastAsia="en-GB"/>
-          <w14:ligatures w14:val="none"/>
-        </w:rPr>
-        <w:br/>
-      </w:r>
-      <w:r>
-        <w:rPr>
-          <w:rFonts w:ascii="Arial" w:eastAsia="Times New Roman" w:hAnsi="Arial" w:cs="Arial"/>
-          <w:kern w:val="0"/>
+        <w:t xml:space="preserve">You need to use the flock or herd mark to identify animals born on your holding. You can </w:t>
+      </w:r>
+      <w:r>
+        <w:rPr>
+          <w:rFonts w:ascii="Arial" w:eastAsia="Times New Roman" w:hAnsi="Arial" w:cs="Arial"/>
+          <w:color w:val="000000"/>
+          <w:kern w:val="0"/>
+          <w:shd w:val="clear" w:color="auto" w:fill="FFFFFF"/>
           <w:lang w:eastAsia="en-GB"/>
           <w14:ligatures w14:val="none"/>
         </w:rPr>
         <w:lastRenderedPageBreak/>
+        <w:t>also use it for sheep or goats born elsewhere which have lost their original tags.</w:t>
+      </w:r>
+      <w:r>
+        <w:rPr>
+          <w:rFonts w:ascii="Arial" w:eastAsia="Times New Roman" w:hAnsi="Arial" w:cs="Arial"/>
+          <w:kern w:val="0"/>
+          <w:lang w:eastAsia="en-GB"/>
+          <w14:ligatures w14:val="none"/>
+        </w:rPr>
+        <w:br/>
+      </w:r>
+      <w:r>
+        <w:rPr>
+          <w:rFonts w:ascii="Arial" w:eastAsia="Times New Roman" w:hAnsi="Arial" w:cs="Arial"/>
+          <w:kern w:val="0"/>
+          <w:lang w:eastAsia="en-GB"/>
+          <w14:ligatures w14:val="none"/>
+        </w:rPr>
         <w:br/>
       </w:r>
       <w:r>

--- a/CPH Allocation Day 2/Assets/Perm Cph.docx
+++ b/CPH Allocation Day 2/Assets/Perm Cph.docx
@@ -153,18 +153,6 @@
         </w:rPr>
         <w:t>Customer Reference Number (CRN): enter CRN</w:t>
       </w:r>
-      <w:ins w:id="0" w:author="Microsoft Word" w:date="2026-03-18T11:06:00Z" w16du:dateUtc="2026-03-18T11:06:00Z">
-        <w:r>
-          <w:rPr>
-            <w:rFonts w:ascii="Arial" w:eastAsia="Times New Roman" w:hAnsi="Arial" w:cs="Arial"/>
-            <w:kern w:val="0"/>
-            <w:shd w:val="clear" w:color="auto" w:fill="FFFFFF"/>
-            <w:lang w:eastAsia="en-GB"/>
-            <w14:ligatures w14:val="none"/>
-          </w:rPr>
-          <w:t>1234567898</w:t>
-        </w:r>
-      </w:ins>
       <w:r>
         <w:rPr>
           <w:rFonts w:ascii="Arial" w:eastAsia="Times New Roman" w:hAnsi="Arial" w:cs="Arial"/>
@@ -191,7 +179,7 @@
           <w:lang w:eastAsia="en-GB"/>
           <w14:ligatures w14:val="none"/>
         </w:rPr>
-        <w:t>enter business name</w:t>
+        <w:t>Unknown</w:t>
       </w:r>
       <w:r>
         <w:rPr>
@@ -210,68 +198,17 @@
           <w:lang w:eastAsia="en-GB"/>
           <w14:ligatures w14:val="none"/>
         </w:rPr>
-        <w:t xml:space="preserve">Our ref: CPH </w:t>
-      </w:r>
-      <w:proofErr w:type="spellStart"/>
-      <w:r>
-        <w:rPr>
-          <w:rFonts w:ascii="Arial" w:eastAsia="Times New Roman" w:hAnsi="Arial" w:cs="Arial"/>
-          <w:kern w:val="0"/>
-          <w:shd w:val="clear" w:color="auto" w:fill="FFFFFF"/>
-          <w:lang w:eastAsia="en-GB"/>
-          <w14:ligatures w14:val="none"/>
-        </w:rPr>
-        <w:t>notif</w:t>
-      </w:r>
-      <w:proofErr w:type="spellEnd"/>
-      <w:r>
-        <w:rPr>
-          <w:rFonts w:ascii="Arial" w:eastAsia="Times New Roman" w:hAnsi="Arial" w:cs="Arial"/>
-          <w:kern w:val="0"/>
-          <w:shd w:val="clear" w:color="auto" w:fill="FFFFFF"/>
-          <w:lang w:eastAsia="en-GB"/>
-          <w14:ligatures w14:val="none"/>
-        </w:rPr>
-        <w:t xml:space="preserve"> CPH (5.0) + </w:t>
-      </w:r>
-      <w:r>
-        <w:rPr>
-          <w:rFonts w:ascii="Arial" w:eastAsia="Times New Roman" w:hAnsi="Arial" w:cs="Arial"/>
-          <w:kern w:val="0"/>
-          <w:lang w:eastAsia="en-GB"/>
-          <w14:ligatures w14:val="none"/>
-        </w:rPr>
-        <w:t xml:space="preserve">enter </w:t>
-      </w:r>
-      <w:r>
-        <w:rPr>
-          <w:rFonts w:ascii="Arial" w:eastAsia="Times New Roman" w:hAnsi="Arial" w:cs="Arial"/>
-          <w:kern w:val="0"/>
-          <w:lang w:eastAsia="en-GB"/>
-          <w14:ligatures w14:val="none"/>
-        </w:rPr>
-        <w:t>CRM</w:t>
-      </w:r>
-      <w:r>
-        <w:rPr>
-          <w:rFonts w:ascii="Arial" w:eastAsia="Times New Roman" w:hAnsi="Arial" w:cs="Arial"/>
-          <w:kern w:val="0"/>
-          <w:lang w:eastAsia="en-GB"/>
-          <w14:ligatures w14:val="none"/>
-        </w:rPr>
-        <w:t xml:space="preserve"> ref</w:t>
-      </w:r>
-      <w:ins w:id="1" w:author="Microsoft Word" w:date="2026-03-18T11:06:00Z" w16du:dateUtc="2026-03-18T11:06:00Z">
-        <w:r>
-          <w:rPr>
-            <w:rFonts w:ascii="Arial" w:eastAsia="Times New Roman" w:hAnsi="Arial" w:cs="Arial"/>
-            <w:kern w:val="0"/>
-            <w:lang w:eastAsia="en-GB"/>
-            <w14:ligatures w14:val="none"/>
-          </w:rPr>
-          <w:t>-4522114-W0P3X2</w:t>
-        </w:r>
-      </w:ins>
+        <w:t>Our ref: CPH notif CPH (5.0) + </w:t>
+      </w:r>
+      <w:r>
+        <w:rPr>
+          <w:rFonts w:ascii="Arial" w:eastAsia="Times New Roman" w:hAnsi="Arial" w:cs="Arial"/>
+          <w:kern w:val="0"/>
+          <w:lang w:eastAsia="en-GB"/>
+          <w14:ligatures w14:val="none"/>
+        </w:rPr>
+        <w:t>enter CRM ref</w:t>
+      </w:r>
       <w:r>
         <w:rPr>
           <w:rFonts w:ascii="Arial" w:eastAsia="Times New Roman" w:hAnsi="Arial" w:cs="Arial"/>
@@ -358,7 +295,7 @@
           <w:lang w:eastAsia="en-GB"/>
           <w14:ligatures w14:val="none"/>
         </w:rPr>
-        <w:t xml:space="preserve">Thank you for contacting us to request </w:t>
+        <w:t xml:space="preserve">Thank you for contacting us to </w:t>
       </w:r>
       <w:r>
         <w:rPr>
@@ -368,7 +305,7 @@
           <w:lang w:eastAsia="en-GB"/>
           <w14:ligatures w14:val="none"/>
         </w:rPr>
-        <w:t xml:space="preserve">a CPH number </w:t>
+        <w:t xml:space="preserve">request a CPH number for </w:t>
       </w:r>
       <w:r>
         <w:rPr>
@@ -379,7 +316,7 @@
           <w:lang w:eastAsia="en-GB"/>
           <w14:ligatures w14:val="none"/>
         </w:rPr>
-        <w:t>for your land or buildings. Your CPH details are below.</w:t>
+        <w:t>your land or buildings. Your CPH details are below.</w:t>
       </w:r>
       <w:r>
         <w:rPr>
@@ -410,8 +347,8 @@
         <w:tblLook w:val="04A0" w:firstRow="1" w:lastRow="0" w:firstColumn="1" w:lastColumn="0" w:noHBand="0" w:noVBand="1"/>
       </w:tblPr>
       <w:tblGrid>
-        <w:gridCol w:w="2846"/>
-        <w:gridCol w:w="2009"/>
+        <w:gridCol w:w="2038"/>
+        <w:gridCol w:w="2817"/>
         <w:gridCol w:w="4155"/>
       </w:tblGrid>
       <w:tr>
@@ -577,17 +514,6 @@
               </w:rPr>
               <w:t>enter CPH number</w:t>
             </w:r>
-            <w:ins w:id="2" w:author="Microsoft Word" w:date="2026-03-18T11:06:00Z" w16du:dateUtc="2026-03-18T11:06:00Z">
-              <w:r>
-                <w:rPr>
-                  <w:rFonts w:ascii="Arial" w:eastAsia="Times New Roman" w:hAnsi="Arial" w:cs="Arial"/>
-                  <w:kern w:val="0"/>
-                  <w:lang w:eastAsia="en-GB"/>
-                  <w14:ligatures w14:val="none"/>
-                </w:rPr>
-                <w:t>36/017/0420</w:t>
-              </w:r>
-            </w:ins>
           </w:p>
         </w:tc>
         <w:tc>
@@ -651,7 +577,7 @@
             <w:pPr>
               <w:spacing w:after="0" w:line="240" w:lineRule="auto"/>
               <w:rPr>
-                <w:rFonts w:ascii="Times New Roman" w:eastAsia="Times New Roman" w:hAnsi="Times New Roman" w:cs="Times New Roman"/>
+                <w:rFonts w:ascii="Arial" w:eastAsia="Times New Roman" w:hAnsi="Arial" w:cs="Arial"/>
                 <w:kern w:val="0"/>
                 <w:lang w:eastAsia="en-GB"/>
                 <w14:ligatures w14:val="none"/>
@@ -687,6 +613,52 @@
               <w:t>(also add in any additional national grid field numbers given)</w:t>
             </w:r>
           </w:p>
+          <w:p>
+            <w:pPr>
+              <w:spacing w:after="0" w:line="240" w:lineRule="auto"/>
+              <w:rPr>
+                <w:rFonts w:ascii="Arial" w:eastAsia="Times New Roman" w:hAnsi="Arial" w:cs="Arial"/>
+                <w:i/>
+                <w:iCs/>
+                <w:kern w:val="0"/>
+                <w:lang w:eastAsia="en-GB"/>
+                <w14:ligatures w14:val="none"/>
+              </w:rPr>
+            </w:pPr>
+            <w:r>
+              <w:rPr>
+                <w:rFonts w:ascii="Arial" w:eastAsia="Times New Roman" w:hAnsi="Arial" w:cs="Arial"/>
+                <w:i/>
+                <w:iCs/>
+                <w:kern w:val="0"/>
+                <w:lang w:eastAsia="en-GB"/>
+                <w14:ligatures w14:val="none"/>
+              </w:rPr>
+              <w:t>(The correct National Grid</w:t>
+            </w:r>
+            <w:r>
+              <w:rPr>
+                <w:rFonts w:ascii="Arial" w:eastAsia="Times New Roman" w:hAnsi="Arial" w:cs="Arial"/>
+                <w:i/>
+                <w:iCs/>
+                <w:kern w:val="0"/>
+                <w:lang w:eastAsia="en-GB"/>
+                <w14:ligatures w14:val="none"/>
+              </w:rPr>
+              <w:t xml:space="preserve"> field number for land at </w:t>
+            </w:r>
+            <w:r>
+              <w:rPr>
+                <w:rFonts w:ascii="Arial" w:eastAsia="Times New Roman" w:hAnsi="Arial" w:cs="Arial"/>
+                <w:i/>
+                <w:iCs/>
+                <w:kern w:val="0"/>
+                <w:lang w:eastAsia="en-GB"/>
+                <w14:ligatures w14:val="none"/>
+              </w:rPr>
+              <w:t>enter first line of address and postcode)</w:t>
+            </w:r>
+          </w:p>
         </w:tc>
       </w:tr>
     </w:tbl>
@@ -821,18 +793,6 @@
         </w:rPr>
         <w:t>Your Customer Reference Number (CRN) is: enter CRN</w:t>
       </w:r>
-      <w:ins w:id="3" w:author="Microsoft Word" w:date="2026-03-18T11:06:00Z" w16du:dateUtc="2026-03-18T11:06:00Z">
-        <w:r>
-          <w:rPr>
-            <w:rFonts w:ascii="Arial" w:eastAsia="Times New Roman" w:hAnsi="Arial" w:cs="Arial"/>
-            <w:kern w:val="0"/>
-            <w:shd w:val="clear" w:color="auto" w:fill="FFFFFF"/>
-            <w:lang w:eastAsia="en-GB"/>
-            <w14:ligatures w14:val="none"/>
-          </w:rPr>
-          <w:t>1234567898</w:t>
-        </w:r>
-      </w:ins>
       <w:r>
         <w:rPr>
           <w:rFonts w:ascii="Arial" w:eastAsia="Times New Roman" w:hAnsi="Arial" w:cs="Arial"/>
@@ -1077,6 +1037,7 @@
           <w:lang w:eastAsia="en-GB"/>
           <w14:ligatures w14:val="none"/>
         </w:rPr>
+        <w:lastRenderedPageBreak/>
         <w:t>APHA will register you as a livestock keeper and send you a flock or herd mark.</w:t>
       </w:r>
       <w:r>
@@ -1098,19 +1059,7 @@
           <w:lang w:eastAsia="en-GB"/>
           <w14:ligatures w14:val="none"/>
         </w:rPr>
-        <w:t xml:space="preserve">You need to use the flock or herd mark to identify animals born on your holding. You can </w:t>
-      </w:r>
-      <w:r>
-        <w:rPr>
-          <w:rFonts w:ascii="Arial" w:eastAsia="Times New Roman" w:hAnsi="Arial" w:cs="Arial"/>
-          <w:color w:val="000000"/>
-          <w:kern w:val="0"/>
-          <w:shd w:val="clear" w:color="auto" w:fill="FFFFFF"/>
-          <w:lang w:eastAsia="en-GB"/>
-          <w14:ligatures w14:val="none"/>
-        </w:rPr>
-        <w:lastRenderedPageBreak/>
-        <w:t>also use it for sheep or goats born elsewhere which have lost their original tags.</w:t>
+        <w:t>You need to use the flock or herd mark to identify animals born on your holding. You can also use it for sheep or goats born elsewhere which have lost their original tags.</w:t>
       </w:r>
       <w:r>
         <w:rPr>
@@ -1807,6 +1756,7 @@
           <w:lang w:eastAsia="en-GB"/>
           <w14:ligatures w14:val="none"/>
         </w:rPr>
+        <w:lastRenderedPageBreak/>
         <w:t>If you have any questions about this email</w:t>
       </w:r>
       <w:r>
@@ -1853,7 +1803,6 @@
           <w:lang w:eastAsia="en-GB"/>
           <w14:ligatures w14:val="none"/>
         </w:rPr>
-        <w:lastRenderedPageBreak/>
         <w:t xml:space="preserve">email us at </w:t>
       </w:r>
       <w:hyperlink r:id="rId17" w:history="1">
